--- a/papers/docx/6_whitepaper.docx
+++ b/papers/docx/6_whitepaper.docx
@@ -333,6 +333,18 @@
           </m:rPr>
           <m:t>/</m:t>
         </m:r>
+        <m:r>
+          <m:rPr>
+            <m:sty m:val="p"/>
+          </m:rPr>
+          <m:t>max</m:t>
+        </m:r>
+        <m:r>
+          <m:rPr>
+            <m:sty m:val="p"/>
+          </m:rPr>
+          <m:t>(</m:t>
+        </m:r>
         <m:sSub>
           <m:e>
             <m:r>
@@ -345,35 +357,112 @@
             </m:r>
           </m:sub>
         </m:sSub>
-      </m:oMath>
-      <w:r>
-        <w:t xml:space="preserve"> </w:t>
-      </w:r>
-      <w:r>
-        <w:t xml:space="preserve">(per-domain scale</w:t>
-      </w:r>
-      <w:r>
-        <w:t xml:space="preserve"> </w:t>
-      </w:r>
-      <m:oMath>
+        <m:r>
+          <m:rPr>
+            <m:sty m:val="p"/>
+          </m:rPr>
+          <m:t>,</m:t>
+        </m:r>
         <m:sSub>
           <m:e>
             <m:r>
-              <m:t>s</m:t>
+              <m:t>ϵ</m:t>
             </m:r>
           </m:e>
           <m:sub>
             <m:r>
-              <m:t>d</m:t>
+              <m:rPr>
+                <m:sty m:val="p"/>
+              </m:rPr>
+              <m:t>min</m:t>
             </m:r>
           </m:sub>
         </m:sSub>
-      </m:oMath>
-      <w:r>
-        <w:t xml:space="preserve"> </w:t>
-      </w:r>
-      <w:r>
-        <w:t xml:space="preserve">= RMSE of the expectation distribution) is the dimensionless quantity entering all dynamics.</w:t>
+        <m:r>
+          <m:rPr>
+            <m:sty m:val="p"/>
+          </m:rPr>
+          <m:t>)</m:t>
+        </m:r>
+      </m:oMath>
+      <w:r>
+        <w:t xml:space="preserve"> </w:t>
+      </w:r>
+      <w:r>
+        <w:t xml:space="preserve">(per-domain scale</w:t>
+      </w:r>
+      <w:r>
+        <w:t xml:space="preserve"> </w:t>
+      </w:r>
+      <m:oMath>
+        <m:sSub>
+          <m:e>
+            <m:r>
+              <m:t>s</m:t>
+            </m:r>
+          </m:e>
+          <m:sub>
+            <m:r>
+              <m:t>d</m:t>
+            </m:r>
+          </m:sub>
+        </m:sSub>
+      </m:oMath>
+      <w:r>
+        <w:t xml:space="preserve"> </w:t>
+      </w:r>
+      <w:r>
+        <w:t xml:space="preserve">= RMSE of the expectation distribution; regularization floor</w:t>
+      </w:r>
+      <w:r>
+        <w:t xml:space="preserve"> </w:t>
+      </w:r>
+      <m:oMath>
+        <m:sSub>
+          <m:e>
+            <m:r>
+              <m:t>ϵ</m:t>
+            </m:r>
+          </m:e>
+          <m:sub>
+            <m:r>
+              <m:rPr>
+                <m:sty m:val="p"/>
+              </m:rPr>
+              <m:t>min</m:t>
+            </m:r>
+          </m:sub>
+        </m:sSub>
+        <m:r>
+          <m:rPr>
+            <m:sty m:val="p"/>
+          </m:rPr>
+          <m:t>=</m:t>
+        </m:r>
+        <m:sSup>
+          <m:e>
+            <m:r>
+              <m:t>10</m:t>
+            </m:r>
+          </m:e>
+          <m:sup>
+            <m:r>
+              <m:rPr>
+                <m:sty m:val="p"/>
+              </m:rPr>
+              <m:t>−</m:t>
+            </m:r>
+            <m:r>
+              <m:t>4</m:t>
+            </m:r>
+          </m:sup>
+        </m:sSup>
+      </m:oMath>
+      <w:r>
+        <w:t xml:space="preserve"> </w:t>
+      </w:r>
+      <w:r>
+        <w:t xml:space="preserve">certifying numerical stability against zero-variance history profiles) is the dimensionless quantity entering all dynamics.</w:t>
       </w:r>
     </w:p>
     <w:p>
@@ -541,6 +630,18 @@
               </m:r>
             </m:num>
             <m:den>
+              <m:r>
+                <m:rPr>
+                  <m:sty m:val="p"/>
+                </m:rPr>
+                <m:t>max</m:t>
+              </m:r>
+              <m:r>
+                <m:rPr>
+                  <m:sty m:val="p"/>
+                </m:rPr>
+                <m:t>(</m:t>
+              </m:r>
               <m:sSub>
                 <m:e>
                   <m:r>
@@ -553,6 +654,33 @@
                   </m:r>
                 </m:sub>
               </m:sSub>
+              <m:r>
+                <m:rPr>
+                  <m:sty m:val="p"/>
+                </m:rPr>
+                <m:t>,</m:t>
+              </m:r>
+              <m:sSub>
+                <m:e>
+                  <m:r>
+                    <m:t>ϵ</m:t>
+                  </m:r>
+                </m:e>
+                <m:sub>
+                  <m:r>
+                    <m:rPr>
+                      <m:sty m:val="p"/>
+                    </m:rPr>
+                    <m:t>min</m:t>
+                  </m:r>
+                </m:sub>
+              </m:sSub>
+              <m:r>
+                <m:rPr>
+                  <m:sty m:val="p"/>
+                </m:rPr>
+                <m:t>)</m:t>
+              </m:r>
             </m:den>
           </m:f>
         </m:oMath>
